--- a/ocm_worknote_taniike.docx
+++ b/ocm_worknote_taniike.docx
@@ -2,7 +2,7 @@
 <file path=word/document.xml><?xml version="1.0" encoding="utf-8"?>
 <w:document xmlns:w="http://schemas.openxmlformats.org/wordprocessingml/2006/main" xmlns:m="http://schemas.openxmlformats.org/officeDocument/2006/math" xmlns:r="http://schemas.openxmlformats.org/officeDocument/2006/relationships" xmlns:o="urn:schemas-microsoft-com:office:office" xmlns:v="urn:schemas-microsoft-com:vml" xmlns:w10="urn:schemas-microsoft-com:office:word" xmlns:a="http://schemas.openxmlformats.org/drawingml/2006/main" xmlns:pic="http://schemas.openxmlformats.org/drawingml/2006/picture" xmlns:wp="http://schemas.openxmlformats.org/drawingml/2006/wordprocessingDrawing">
   <w:body>
-    <w:bookmarkStart w:id="47" w:name="Xc1683ef03f67eb891eab605de8d4b95addc8aac"/>
+    <w:bookmarkStart w:id="48" w:name="Xc1683ef03f67eb891eab605de8d4b95addc8aac"/>
     <w:p>
       <w:pPr>
         <w:pStyle w:val="Heading1"/>
@@ -2720,13 +2720,13 @@
       </w:r>
     </w:p>
     <w:bookmarkEnd w:id="39"/>
-    <w:bookmarkStart w:id="43" w:name="X8489ec64e84cce6da8c7360c8c974c4cc420e72"/>
+    <w:bookmarkStart w:id="40" w:name="Xe5bc3b98f0d26caebb3a30c21926e3f65673ef8"/>
     <w:p>
       <w:pPr>
         <w:pStyle w:val="Heading2"/>
       </w:pPr>
       <w:r>
-        <w:t xml:space="preserve">7. Why the Ba family fails, and how much data a new family needs</w:t>
+        <w:t xml:space="preserve">7. How much of the condition grid does a catalyst actually need?</w:t>
       </w:r>
     </w:p>
     <w:p>
@@ -2734,180 +2734,19 @@
         <w:pStyle w:val="FirstParagraph"/>
       </w:pPr>
       <w:r>
-        <w:t xml:space="preserve">Family holdouts behave reasonably for La, Ti, Zr and Ce (ρ 0.62–0.68) but poorly for Ba (0.526). The</w:t>
-      </w:r>
-      <w:r>
-        <w:t xml:space="preserve"> </w:t>
-      </w:r>
-      <w:r>
-        <w:t xml:space="preserve">cause is quantifiable: Ba catalysts average</w:t>
-      </w:r>
-      <w:r>
-        <w:t xml:space="preserve"> </w:t>
-      </w:r>
-      <w:r>
-        <w:rPr>
-          <w:b/>
-          <w:bCs/>
-        </w:rPr>
-        <w:t xml:space="preserve">13.76 %</w:t>
-      </w:r>
-      <w:r>
-        <w:t xml:space="preserve"> </w:t>
-      </w:r>
-      <w:r>
-        <w:t xml:space="preserve">maximum yield against</w:t>
-      </w:r>
-      <w:r>
-        <w:t xml:space="preserve"> </w:t>
-      </w:r>
-      <w:r>
-        <w:rPr>
-          <w:b/>
-          <w:bCs/>
-        </w:rPr>
-        <w:t xml:space="preserve">8.95 %</w:t>
-      </w:r>
-      <w:r>
-        <w:t xml:space="preserve"> </w:t>
-      </w:r>
-      <w:r>
-        <w:t xml:space="preserve">for the rest,</w:t>
-      </w:r>
-      <w:r>
-        <w:t xml:space="preserve"> </w:t>
-      </w:r>
-      <w:r>
-        <w:t xml:space="preserve">and</w:t>
-      </w:r>
-      <w:r>
-        <w:t xml:space="preserve"> </w:t>
-      </w:r>
-      <w:r>
-        <w:rPr>
-          <w:b/>
-          <w:bCs/>
-        </w:rPr>
-        <w:t xml:space="preserve">78 % of the lab’s top decile contains Ba</w:t>
-      </w:r>
-      <w:r>
-        <w:t xml:space="preserve">. Removing them removes the high-yield regime itself.</w:t>
-      </w:r>
-    </w:p>
-    <w:p>
-      <w:pPr>
-        <w:pStyle w:val="BodyText"/>
-      </w:pPr>
-      <w:r>
-        <w:t xml:space="preserve">The mechanism is provable rather than inferred. With no Ba catalysts in training, the Ba column is</w:t>
-      </w:r>
-      <w:r>
-        <w:t xml:space="preserve"> </w:t>
-      </w:r>
-      <w:r>
-        <w:t xml:space="preserve">constant, so no tree splits on it — and retraining with that column</w:t>
-      </w:r>
-      <w:r>
-        <w:t xml:space="preserve"> </w:t>
-      </w:r>
-      <w:r>
-        <w:rPr>
-          <w:b/>
-          <w:bCs/>
-        </w:rPr>
-        <w:t xml:space="preserve">deleted entirely</w:t>
-      </w:r>
-      <w:r>
-        <w:t xml:space="preserve"> </w:t>
-      </w:r>
-      <w:r>
-        <w:t xml:space="preserve">produces</w:t>
-      </w:r>
-      <w:r>
-        <w:t xml:space="preserve"> </w:t>
-      </w:r>
-      <w:r>
-        <w:rPr>
-          <w:b/>
-          <w:bCs/>
-        </w:rPr>
-        <w:t xml:space="preserve">bit-identical predictions</w:t>
-      </w:r>
-      <w:r>
-        <w:t xml:space="preserve">. The model prices Ba catalysts as though Ba were absent, underpredicting</w:t>
-      </w:r>
-      <w:r>
-        <w:t xml:space="preserve"> </w:t>
-      </w:r>
-      <w:r>
-        <w:t xml:space="preserve">the best of them by</w:t>
-      </w:r>
-      <w:r>
-        <w:t xml:space="preserve"> </w:t>
-      </w:r>
-      <w:r>
-        <w:rPr>
-          <w:b/>
-          <w:bCs/>
-        </w:rPr>
-        <w:t xml:space="preserve">9.8 yield points</w:t>
-      </w:r>
-      <w:r>
-        <w:t xml:space="preserve">. Ten random pseudo-families of equal size score 0.752, so</w:t>
-      </w:r>
-      <w:r>
-        <w:t xml:space="preserve"> </w:t>
-      </w:r>
-      <w:r>
-        <w:t xml:space="preserve">this is chemistry and label coverage, not sample size.</w:t>
-      </w:r>
-    </w:p>
-    <w:p>
-      <w:pPr>
-        <w:pStyle w:val="BodyText"/>
-      </w:pPr>
-      <w:r>
-        <w:t xml:space="preserve">That raised a question we found more useful than</w:t>
-      </w:r>
-      <w:r>
-        <w:t xml:space="preserve"> </w:t>
-      </w:r>
-      <w:r>
-        <w:rPr>
-          <w:i/>
-          <w:iCs/>
-        </w:rPr>
-        <w:t xml:space="preserve">whether</w:t>
-      </w:r>
-      <w:r>
-        <w:t xml:space="preserve"> </w:t>
-      </w:r>
-      <w:r>
-        <w:t xml:space="preserve">it fails:</w:t>
-      </w:r>
-      <w:r>
-        <w:t xml:space="preserve"> </w:t>
-      </w:r>
-      <w:r>
-        <w:rPr>
-          <w:b/>
-          <w:bCs/>
-        </w:rPr>
-        <w:t xml:space="preserve">how many labelled members of a</w:t>
-      </w:r>
-      <w:r>
-        <w:rPr>
-          <w:b/>
-          <w:bCs/>
-        </w:rPr>
-        <w:t xml:space="preserve"> </w:t>
-      </w:r>
-      <w:r>
-        <w:rPr>
-          <w:b/>
-          <w:bCs/>
-        </w:rPr>
-        <w:t xml:space="preserve">family are needed before the model can price it?</w:t>
+        <w:t xml:space="preserve">We tested this retrospectively: keep only k of the ~27 measurements per catalyst-temperature cell</w:t>
+      </w:r>
+      <w:r>
+        <w:t xml:space="preserve"> </w:t>
+      </w:r>
+      <w:r>
+        <w:t xml:space="preserve">(drawn at random, 5 independent draws per k, always scored against the true max from the full</w:t>
+      </w:r>
+      <w:r>
+        <w:t xml:space="preserve"> </w:t>
+      </w:r>
+      <w:r>
+        <w:t xml:space="preserve">data), and see how the ranking degrades.</w:t>
       </w:r>
     </w:p>
     <w:tbl>
@@ -2933,6 +2772,579 @@
               <w:pStyle w:val="Compact"/>
             </w:pPr>
             <w:r>
+              <w:t xml:space="preserve">Measurements kept</w:t>
+            </w:r>
+          </w:p>
+        </w:tc>
+        <w:tc>
+          <w:tcPr/>
+          <w:p>
+            <w:pPr>
+              <w:pStyle w:val="Compact"/>
+            </w:pPr>
+            <w:r>
+              <w:t xml:space="preserve">Share of full grid</w:t>
+            </w:r>
+          </w:p>
+        </w:tc>
+        <w:tc>
+          <w:tcPr/>
+          <w:p>
+            <w:pPr>
+              <w:pStyle w:val="Compact"/>
+            </w:pPr>
+            <w:r>
+              <w:t xml:space="preserve">Spearman</w:t>
+            </w:r>
+          </w:p>
+        </w:tc>
+        <w:tc>
+          <w:tcPr/>
+          <w:p>
+            <w:pPr>
+              <w:pStyle w:val="Compact"/>
+            </w:pPr>
+            <w:r>
+              <w:t xml:space="preserve">Enrichment</w:t>
+            </w:r>
+          </w:p>
+        </w:tc>
+      </w:tr>
+      <w:tr>
+        <w:tc>
+          <w:tcPr/>
+          <w:p>
+            <w:pPr>
+              <w:pStyle w:val="Compact"/>
+            </w:pPr>
+            <w:r>
+              <w:t xml:space="preserve">1 per cell (~5 runs/catalyst)</w:t>
+            </w:r>
+          </w:p>
+        </w:tc>
+        <w:tc>
+          <w:tcPr/>
+          <w:p>
+            <w:pPr>
+              <w:pStyle w:val="Compact"/>
+            </w:pPr>
+            <w:r>
+              <w:t xml:space="preserve">5 %</w:t>
+            </w:r>
+          </w:p>
+        </w:tc>
+        <w:tc>
+          <w:tcPr/>
+          <w:p>
+            <w:pPr>
+              <w:pStyle w:val="Compact"/>
+            </w:pPr>
+            <w:r>
+              <w:t xml:space="preserve">0.759 ± 0.002</w:t>
+            </w:r>
+          </w:p>
+        </w:tc>
+        <w:tc>
+          <w:tcPr/>
+          <w:p>
+            <w:pPr>
+              <w:pStyle w:val="Compact"/>
+            </w:pPr>
+            <w:r>
+              <w:t xml:space="preserve">3.99×</w:t>
+            </w:r>
+          </w:p>
+        </w:tc>
+      </w:tr>
+      <w:tr>
+        <w:tc>
+          <w:tcPr/>
+          <w:p>
+            <w:pPr>
+              <w:pStyle w:val="Compact"/>
+            </w:pPr>
+            <w:r>
+              <w:t xml:space="preserve">2 per cell (~10 runs/catalyst)</w:t>
+            </w:r>
+          </w:p>
+        </w:tc>
+        <w:tc>
+          <w:tcPr/>
+          <w:p>
+            <w:pPr>
+              <w:pStyle w:val="Compact"/>
+            </w:pPr>
+            <w:r>
+              <w:t xml:space="preserve">10 %</w:t>
+            </w:r>
+          </w:p>
+        </w:tc>
+        <w:tc>
+          <w:tcPr/>
+          <w:p>
+            <w:pPr>
+              <w:pStyle w:val="Compact"/>
+            </w:pPr>
+            <w:r>
+              <w:t xml:space="preserve">0.760 ± 0.002</w:t>
+            </w:r>
+          </w:p>
+        </w:tc>
+        <w:tc>
+          <w:tcPr/>
+          <w:p>
+            <w:pPr>
+              <w:pStyle w:val="Compact"/>
+            </w:pPr>
+            <w:r>
+              <w:t xml:space="preserve">4.11×</w:t>
+            </w:r>
+          </w:p>
+        </w:tc>
+      </w:tr>
+      <w:tr>
+        <w:tc>
+          <w:tcPr/>
+          <w:p>
+            <w:pPr>
+              <w:pStyle w:val="Compact"/>
+            </w:pPr>
+            <w:r>
+              <w:t xml:space="preserve">3 per cell (~15 runs/catalyst)</w:t>
+            </w:r>
+          </w:p>
+        </w:tc>
+        <w:tc>
+          <w:tcPr/>
+          <w:p>
+            <w:pPr>
+              <w:pStyle w:val="Compact"/>
+            </w:pPr>
+            <w:r>
+              <w:t xml:space="preserve">15 %</w:t>
+            </w:r>
+          </w:p>
+        </w:tc>
+        <w:tc>
+          <w:tcPr/>
+          <w:p>
+            <w:pPr>
+              <w:pStyle w:val="Compact"/>
+            </w:pPr>
+            <w:r>
+              <w:t xml:space="preserve">0.765 ± 0.002</w:t>
+            </w:r>
+          </w:p>
+        </w:tc>
+        <w:tc>
+          <w:tcPr/>
+          <w:p>
+            <w:pPr>
+              <w:pStyle w:val="Compact"/>
+            </w:pPr>
+            <w:r>
+              <w:t xml:space="preserve">4.24×</w:t>
+            </w:r>
+          </w:p>
+        </w:tc>
+      </w:tr>
+      <w:tr>
+        <w:tc>
+          <w:tcPr/>
+          <w:p>
+            <w:pPr>
+              <w:pStyle w:val="Compact"/>
+            </w:pPr>
+            <w:r>
+              <w:t xml:space="preserve">all ~27 per cell (full grid)</w:t>
+            </w:r>
+          </w:p>
+        </w:tc>
+        <w:tc>
+          <w:tcPr/>
+          <w:p>
+            <w:pPr>
+              <w:pStyle w:val="Compact"/>
+            </w:pPr>
+            <w:r>
+              <w:t xml:space="preserve">100 %</w:t>
+            </w:r>
+          </w:p>
+        </w:tc>
+        <w:tc>
+          <w:tcPr/>
+          <w:p>
+            <w:pPr>
+              <w:pStyle w:val="Compact"/>
+            </w:pPr>
+            <w:r>
+              <w:t xml:space="preserve">0.761</w:t>
+            </w:r>
+          </w:p>
+        </w:tc>
+        <w:tc>
+          <w:tcPr/>
+          <w:p>
+            <w:pPr>
+              <w:pStyle w:val="Compact"/>
+            </w:pPr>
+            <w:r>
+              <w:t xml:space="preserve">4.28×</w:t>
+            </w:r>
+          </w:p>
+        </w:tc>
+      </w:tr>
+    </w:tbl>
+    <w:p>
+      <w:pPr>
+        <w:pStyle w:val="BodyText"/>
+      </w:pPr>
+      <w:r>
+        <w:t xml:space="preserve">One measurement per cell ranks almost as well as all 27 — stable across five independent random</w:t>
+      </w:r>
+      <w:r>
+        <w:t xml:space="preserve"> </w:t>
+      </w:r>
+      <w:r>
+        <w:t xml:space="preserve">draws, not a lucky sample. The labels this produces are biased low (−2.8 yield points at k = 1,</w:t>
+      </w:r>
+      <w:r>
+        <w:t xml:space="preserve"> </w:t>
+      </w:r>
+      <w:r>
+        <w:t xml:space="preserve">shrinking below 0.4 points by k = 13), but the bias is roughly uniform across catalysts, so ranking</w:t>
+      </w:r>
+      <w:r>
+        <w:t xml:space="preserve"> </w:t>
+      </w:r>
+      <w:r>
+        <w:t xml:space="preserve">survives even though absolute yield estimates would not be trustworthy.</w:t>
+      </w:r>
+    </w:p>
+    <w:p>
+      <w:pPr>
+        <w:pStyle w:val="BodyText"/>
+      </w:pPr>
+      <w:r>
+        <w:t xml:space="preserve">Temperature is a different story. 700 °C alone gives ρ = 0.346, enrichment 1.07× — no better than</w:t>
+      </w:r>
+      <w:r>
+        <w:t xml:space="preserve"> </w:t>
+      </w:r>
+      <w:r>
+        <w:t xml:space="preserve">chance — because 70 % of catalysts reach their true maximum at 800 °C or above.</w:t>
+      </w:r>
+      <w:r>
+        <w:t xml:space="preserve"> </w:t>
+      </w:r>
+      <w:r>
+        <w:rPr>
+          <w:b/>
+          <w:bCs/>
+        </w:rPr>
+        <w:t xml:space="preserve">Redundancy is in the repeats within a temperature, not in the temperatures themselves.</w:t>
+      </w:r>
+    </w:p>
+    <w:p>
+      <w:pPr>
+        <w:pStyle w:val="BodyText"/>
+      </w:pPr>
+      <w:r>
+        <w:t xml:space="preserve">Mechanism: between-catalyst spread in true maximum yield (SD 5.32) is 3.8× the typical spread</w:t>
+      </w:r>
+      <w:r>
+        <w:t xml:space="preserve"> </w:t>
+      </w:r>
+      <w:r>
+        <w:t xml:space="preserve">within one (catalyst, temperature) cell (SD 1.41). What distinguishes catalysts is far larger than</w:t>
+      </w:r>
+      <w:r>
+        <w:t xml:space="preserve"> </w:t>
+      </w:r>
+      <w:r>
+        <w:t xml:space="preserve">what varies between repeats of one, so ranking needs many catalysts more than many repeats per</w:t>
+      </w:r>
+      <w:r>
+        <w:t xml:space="preserve"> </w:t>
+      </w:r>
+      <w:r>
+        <w:t xml:space="preserve">catalyst.</w:t>
+      </w:r>
+    </w:p>
+    <w:p>
+      <w:pPr>
+        <w:pStyle w:val="BodyText"/>
+      </w:pPr>
+      <w:r>
+        <w:rPr>
+          <w:b/>
+          <w:bCs/>
+        </w:rPr>
+        <w:t xml:space="preserve">This depends on the 27 slots being individually selectable</w:t>
+      </w:r>
+      <w:r>
+        <w:t xml:space="preserve"> </w:t>
+      </w:r>
+      <w:r>
+        <w:t xml:space="preserve">— the same open question as above.</w:t>
+      </w:r>
+      <w:r>
+        <w:t xml:space="preserve"> </w:t>
+      </w:r>
+      <w:r>
+        <w:t xml:space="preserve">If they are successive samples from one continuous run rather than distinct conditions,</w:t>
+      </w:r>
+      <w:r>
+        <w:t xml:space="preserve"> </w:t>
+      </w:r>
+      <w:r>
+        <w:t xml:space="preserve">“keep 1 of</w:t>
+      </w:r>
+      <w:r>
+        <w:t xml:space="preserve"> </w:t>
+      </w:r>
+      <w:r>
+        <w:t xml:space="preserve">27”</w:t>
+      </w:r>
+      <w:r>
+        <w:t xml:space="preserve"> </w:t>
+      </w:r>
+      <w:r>
+        <w:t xml:space="preserve">means stopping a run early, not choosing a condition, and this result would not transfer to a</w:t>
+      </w:r>
+      <w:r>
+        <w:t xml:space="preserve"> </w:t>
+      </w:r>
+      <w:r>
+        <w:t xml:space="preserve">prospective design. Full detail in</w:t>
+      </w:r>
+      <w:r>
+        <w:t xml:space="preserve"> </w:t>
+      </w:r>
+      <w:r>
+        <w:rPr>
+          <w:rStyle w:val="VerbatimChar"/>
+        </w:rPr>
+        <w:t xml:space="preserve">phase10_condition_subsampling.py</w:t>
+      </w:r>
+      <w:r>
+        <w:t xml:space="preserve">.</w:t>
+      </w:r>
+    </w:p>
+    <w:bookmarkEnd w:id="40"/>
+    <w:bookmarkStart w:id="44" w:name="X8489ec64e84cce6da8c7360c8c974c4cc420e72"/>
+    <w:p>
+      <w:pPr>
+        <w:pStyle w:val="Heading2"/>
+      </w:pPr>
+      <w:r>
+        <w:t xml:space="preserve">8. Why the Ba family fails, and how much data a new family needs</w:t>
+      </w:r>
+    </w:p>
+    <w:p>
+      <w:pPr>
+        <w:pStyle w:val="FirstParagraph"/>
+      </w:pPr>
+      <w:r>
+        <w:t xml:space="preserve">Family holdouts behave reasonably for La, Ti, Zr and Ce (ρ 0.62–0.68) but poorly for Ba (0.526). The</w:t>
+      </w:r>
+      <w:r>
+        <w:t xml:space="preserve"> </w:t>
+      </w:r>
+      <w:r>
+        <w:t xml:space="preserve">cause is quantifiable: Ba catalysts average</w:t>
+      </w:r>
+      <w:r>
+        <w:t xml:space="preserve"> </w:t>
+      </w:r>
+      <w:r>
+        <w:rPr>
+          <w:b/>
+          <w:bCs/>
+        </w:rPr>
+        <w:t xml:space="preserve">13.76 %</w:t>
+      </w:r>
+      <w:r>
+        <w:t xml:space="preserve"> </w:t>
+      </w:r>
+      <w:r>
+        <w:t xml:space="preserve">maximum yield against</w:t>
+      </w:r>
+      <w:r>
+        <w:t xml:space="preserve"> </w:t>
+      </w:r>
+      <w:r>
+        <w:rPr>
+          <w:b/>
+          <w:bCs/>
+        </w:rPr>
+        <w:t xml:space="preserve">8.95 %</w:t>
+      </w:r>
+      <w:r>
+        <w:t xml:space="preserve"> </w:t>
+      </w:r>
+      <w:r>
+        <w:t xml:space="preserve">for the rest,</w:t>
+      </w:r>
+      <w:r>
+        <w:t xml:space="preserve"> </w:t>
+      </w:r>
+      <w:r>
+        <w:t xml:space="preserve">and</w:t>
+      </w:r>
+      <w:r>
+        <w:t xml:space="preserve"> </w:t>
+      </w:r>
+      <w:r>
+        <w:rPr>
+          <w:b/>
+          <w:bCs/>
+        </w:rPr>
+        <w:t xml:space="preserve">78 % of the lab’s top decile contains Ba</w:t>
+      </w:r>
+      <w:r>
+        <w:t xml:space="preserve">. Removing them removes the high-yield regime itself.</w:t>
+      </w:r>
+    </w:p>
+    <w:p>
+      <w:pPr>
+        <w:pStyle w:val="BodyText"/>
+      </w:pPr>
+      <w:r>
+        <w:t xml:space="preserve">The mechanism is provable rather than inferred. With no Ba catalysts in training, the Ba column is</w:t>
+      </w:r>
+      <w:r>
+        <w:t xml:space="preserve"> </w:t>
+      </w:r>
+      <w:r>
+        <w:t xml:space="preserve">constant, so no tree splits on it — and retraining with that column</w:t>
+      </w:r>
+      <w:r>
+        <w:t xml:space="preserve"> </w:t>
+      </w:r>
+      <w:r>
+        <w:rPr>
+          <w:b/>
+          <w:bCs/>
+        </w:rPr>
+        <w:t xml:space="preserve">deleted entirely</w:t>
+      </w:r>
+      <w:r>
+        <w:t xml:space="preserve"> </w:t>
+      </w:r>
+      <w:r>
+        <w:t xml:space="preserve">produces</w:t>
+      </w:r>
+      <w:r>
+        <w:t xml:space="preserve"> </w:t>
+      </w:r>
+      <w:r>
+        <w:rPr>
+          <w:b/>
+          <w:bCs/>
+        </w:rPr>
+        <w:t xml:space="preserve">bit-identical predictions</w:t>
+      </w:r>
+      <w:r>
+        <w:t xml:space="preserve">. The model prices Ba catalysts as though Ba were absent, underpredicting</w:t>
+      </w:r>
+      <w:r>
+        <w:t xml:space="preserve"> </w:t>
+      </w:r>
+      <w:r>
+        <w:t xml:space="preserve">the best of them by</w:t>
+      </w:r>
+      <w:r>
+        <w:t xml:space="preserve"> </w:t>
+      </w:r>
+      <w:r>
+        <w:rPr>
+          <w:b/>
+          <w:bCs/>
+        </w:rPr>
+        <w:t xml:space="preserve">9.8 yield points</w:t>
+      </w:r>
+      <w:r>
+        <w:t xml:space="preserve">. Ten random pseudo-families of equal size score 0.752, so</w:t>
+      </w:r>
+      <w:r>
+        <w:t xml:space="preserve"> </w:t>
+      </w:r>
+      <w:r>
+        <w:t xml:space="preserve">this is chemistry and label coverage, not sample size.</w:t>
+      </w:r>
+    </w:p>
+    <w:p>
+      <w:pPr>
+        <w:pStyle w:val="BodyText"/>
+      </w:pPr>
+      <w:r>
+        <w:t xml:space="preserve">That raised a question we found more useful than</w:t>
+      </w:r>
+      <w:r>
+        <w:t xml:space="preserve"> </w:t>
+      </w:r>
+      <w:r>
+        <w:rPr>
+          <w:i/>
+          <w:iCs/>
+        </w:rPr>
+        <w:t xml:space="preserve">whether</w:t>
+      </w:r>
+      <w:r>
+        <w:t xml:space="preserve"> </w:t>
+      </w:r>
+      <w:r>
+        <w:t xml:space="preserve">it fails:</w:t>
+      </w:r>
+      <w:r>
+        <w:t xml:space="preserve"> </w:t>
+      </w:r>
+      <w:r>
+        <w:rPr>
+          <w:b/>
+          <w:bCs/>
+        </w:rPr>
+        <w:t xml:space="preserve">how many labelled members of a</w:t>
+      </w:r>
+      <w:r>
+        <w:rPr>
+          <w:b/>
+          <w:bCs/>
+        </w:rPr>
+        <w:t xml:space="preserve"> </w:t>
+      </w:r>
+      <w:r>
+        <w:rPr>
+          <w:b/>
+          <w:bCs/>
+        </w:rPr>
+        <w:t xml:space="preserve">family are needed before the model can price it?</w:t>
+      </w:r>
+    </w:p>
+    <w:tbl>
+      <w:tblPr>
+        <w:tblStyle w:val="Table"/>
+        <w:tblW w:type="auto" w:w="0"/>
+        <w:tblLook w:firstRow="1" w:lastRow="0" w:firstColumn="0" w:lastColumn="0" w:noHBand="0" w:noVBand="0" w:val="0020"/>
+      </w:tblPr>
+      <w:tblGrid>
+        <w:gridCol w:w="1980"/>
+        <w:gridCol w:w="1980"/>
+        <w:gridCol w:w="1980"/>
+        <w:gridCol w:w="1980"/>
+      </w:tblGrid>
+      <w:tr>
+        <w:trPr>
+          <w:tblHeader w:val="on"/>
+        </w:trPr>
+        <w:tc>
+          <w:tcPr/>
+          <w:p>
+            <w:pPr>
+              <w:pStyle w:val="Compact"/>
+            </w:pPr>
+            <w:r>
               <w:t xml:space="preserve">Family</w:t>
             </w:r>
           </w:p>
@@ -3219,18 +3631,18 @@
           <wp:inline>
             <wp:extent cx="5334000" cy="1926454"/>
             <wp:effectExtent b="0" l="0" r="0" t="0"/>
-            <wp:docPr descr="Figure 9 — A data budget for new chemistry. Left: performance against the number of family members already measured. Right: fraction of achievable performance reached having seen none." title="" id="41" name="Picture"/>
+            <wp:docPr descr="Figure 9 — A data budget for new chemistry. Left: performance against the number of family members already measured. Right: fraction of achievable performance reached having seen none." title="" id="42" name="Picture"/>
             <a:graphic>
               <a:graphicData uri="http://schemas.openxmlformats.org/drawingml/2006/picture">
                 <pic:pic>
                   <pic:nvPicPr>
-                    <pic:cNvPr descr="fig_learning_curve.png" id="42" name="Picture"/>
+                    <pic:cNvPr descr="fig_learning_curve.png" id="43" name="Picture"/>
                     <pic:cNvPicPr>
                       <a:picLocks noChangeArrowheads="1" noChangeAspect="1"/>
                     </pic:cNvPicPr>
                   </pic:nvPicPr>
                   <pic:blipFill>
-                    <a:blip r:embed="rId40"/>
+                    <a:blip r:embed="rId41"/>
                     <a:stretch>
                       <a:fillRect/>
                     </a:stretch>
@@ -3503,14 +3915,14 @@
         <w:t xml:space="preserve">the whole learning-curve gain, so those two curves are not resolved.</w:t>
       </w:r>
     </w:p>
-    <w:bookmarkEnd w:id="43"/>
-    <w:bookmarkStart w:id="44" w:name="X4c516e742cd4f94fc4850084fd7794e268a551e"/>
+    <w:bookmarkEnd w:id="44"/>
+    <w:bookmarkStart w:id="45" w:name="X4c516e742cd4f94fc4850084fd7794e268a551e"/>
     <w:p>
       <w:pPr>
         <w:pStyle w:val="Heading2"/>
       </w:pPr>
       <w:r>
-        <w:t xml:space="preserve">8. A candidate list for prospective validation</w:t>
+        <w:t xml:space="preserve">9. A candidate list for prospective validation</w:t>
       </w:r>
     </w:p>
     <w:p>
@@ -4157,7 +4569,13 @@
         <w:t xml:space="preserve"> </w:t>
       </w:r>
       <w:r>
-        <w:t xml:space="preserve">low by 1.31 yield points, a bias that can be pre-declared). That buys roughly 72 catalysts screened</w:t>
+        <w:t xml:space="preserve">low by 1.31 yield points, a bias that can be pre-declared; §7 has the fuller, stability-checked</w:t>
+      </w:r>
+      <w:r>
+        <w:t xml:space="preserve"> </w:t>
+      </w:r>
+      <w:r>
+        <w:t xml:space="preserve">version of this result). That buys roughly 72 catalysts screened</w:t>
       </w:r>
       <w:r>
         <w:t xml:space="preserve"> </w:t>
@@ -4240,14 +4658,14 @@
         <w:t xml:space="preserve">would change what our target quantity means.</w:t>
       </w:r>
     </w:p>
-    <w:bookmarkEnd w:id="44"/>
-    <w:bookmarkStart w:id="45" w:name="relation-to-prior-work"/>
+    <w:bookmarkEnd w:id="45"/>
+    <w:bookmarkStart w:id="46" w:name="relation-to-prior-work"/>
     <w:p>
       <w:pPr>
         <w:pStyle w:val="Heading2"/>
       </w:pPr>
       <w:r>
-        <w:t xml:space="preserve">9. Relation to prior work</w:t>
+        <w:t xml:space="preserve">10. Relation to prior work</w:t>
       </w:r>
     </w:p>
     <w:p>
@@ -4508,14 +4926,14 @@
         <w:t xml:space="preserve">al., ICML 2018) reweights to correct the label distribution.</w:t>
       </w:r>
     </w:p>
-    <w:bookmarkEnd w:id="45"/>
-    <w:bookmarkStart w:id="46" w:name="limitations-and-next-steps"/>
+    <w:bookmarkEnd w:id="46"/>
+    <w:bookmarkStart w:id="47" w:name="limitations-and-next-steps"/>
     <w:p>
       <w:pPr>
         <w:pStyle w:val="Heading2"/>
       </w:pPr>
       <w:r>
-        <w:t xml:space="preserve">10. Limitations and next steps</w:t>
+        <w:t xml:space="preserve">11. Limitations and next steps</w:t>
       </w:r>
     </w:p>
     <w:p>
@@ -4571,7 +4989,7 @@
         <w:t xml:space="preserve"> </w:t>
       </w:r>
       <w:r>
-        <w:t xml:space="preserve">§7 quantifies the data required to remove the limitation.</w:t>
+        <w:t xml:space="preserve">§8 quantifies the data required to remove the limitation.</w:t>
       </w:r>
     </w:p>
     <w:p>
@@ -4861,7 +5279,7 @@
         <w:t xml:space="preserve"> </w:t>
       </w:r>
       <w:r>
-        <w:t xml:space="preserve">data measurably helps, and consistent with the scope statement in §9: the lab has</w:t>
+        <w:t xml:space="preserve">data measurably helps, and consistent with the scope statement in §10: the lab has</w:t>
       </w:r>
       <w:r>
         <w:t xml:space="preserve"> </w:t>
@@ -4923,19 +5341,37 @@
           <w:b/>
           <w:bCs/>
         </w:rPr>
-        <w:t xml:space="preserve">Prospective validation</w:t>
-      </w:r>
-      <w:r>
-        <w:t xml:space="preserve"> </w:t>
-      </w:r>
-      <w:r>
-        <w:t xml:space="preserve">is the natural next step, and we would pre-register the expected hit rate</w:t>
-      </w:r>
-      <w:r>
-        <w:t xml:space="preserve"> </w:t>
-      </w:r>
-      <w:r>
-        <w:t xml:space="preserve">(precision@20, CI 0.15–0.65) before any results arrive.</w:t>
+        <w:t xml:space="preserve">Prospective validation is the natural next step.</w:t>
+      </w:r>
+      <w:r>
+        <w:t xml:space="preserve"> </w:t>
+      </w:r>
+      <w:r>
+        <w:t xml:space="preserve">We are turning §7’s subsampling result into</w:t>
+      </w:r>
+      <w:r>
+        <w:t xml:space="preserve"> </w:t>
+      </w:r>
+      <w:r>
+        <w:t xml:space="preserve">a pre-registered screening protocol, and preparing the wider screen-then-confirm campaign design</w:t>
+      </w:r>
+      <w:r>
+        <w:t xml:space="preserve"> </w:t>
+      </w:r>
+      <w:r>
+        <w:t xml:space="preserve">from §9, both pending your answer on distinct conditions vs. time-on-stream. We consider further</w:t>
+      </w:r>
+      <w:r>
+        <w:t xml:space="preserve"> </w:t>
+      </w:r>
+      <w:r>
+        <w:t xml:space="preserve">in-domain literature-integration variants closed and are not pursuing more of them. We would</w:t>
+      </w:r>
+      <w:r>
+        <w:t xml:space="preserve"> </w:t>
+      </w:r>
+      <w:r>
+        <w:t xml:space="preserve">pre-register the expected hit rate (precision@20, CI 0.15–0.65) before any results arrive.</w:t>
       </w:r>
     </w:p>
     <w:p>
@@ -4978,8 +5414,8 @@
         <w:t xml:space="preserve">experiments that produced them.</w:t>
       </w:r>
     </w:p>
-    <w:bookmarkEnd w:id="46"/>
     <w:bookmarkEnd w:id="47"/>
+    <w:bookmarkEnd w:id="48"/>
     <w:sectPr>
       <w:footnotePr>
         <w:numRestart w:val="eachSect"/>

--- a/ocm_worknote_taniike.docx
+++ b/ocm_worknote_taniike.docx
@@ -1824,6 +1824,350 @@
           <w:b/>
           <w:bCs/>
         </w:rPr>
+        <w:t xml:space="preserve">Maximum versus median as the training label.</w:t>
+      </w:r>
+      <w:r>
+        <w:t xml:space="preserve"> </w:t>
+      </w:r>
+      <w:r>
+        <w:t xml:space="preserve">Each catalyst’s label must be built from its ~135</w:t>
+      </w:r>
+      <w:r>
+        <w:t xml:space="preserve"> </w:t>
+      </w:r>
+      <w:r>
+        <w:t xml:space="preserve">readings, and the choice is not obvious. We compared two. The first is the single highest reading</w:t>
+      </w:r>
+      <w:r>
+        <w:t xml:space="preserve"> </w:t>
+      </w:r>
+      <w:r>
+        <w:t xml:space="preserve">anywhere. The second takes the median</w:t>
+      </w:r>
+      <w:r>
+        <w:t xml:space="preserve"> </w:t>
+      </w:r>
+      <w:r>
+        <w:rPr>
+          <w:i/>
+          <w:iCs/>
+        </w:rPr>
+        <w:t xml:space="preserve">within</w:t>
+      </w:r>
+      <w:r>
+        <w:t xml:space="preserve"> </w:t>
+      </w:r>
+      <w:r>
+        <w:t xml:space="preserve">each temperature group — across the cluster of</w:t>
+      </w:r>
+      <w:r>
+        <w:t xml:space="preserve"> </w:t>
+      </w:r>
+      <w:r>
+        <w:t xml:space="preserve">near-identical readings — and then the best of those per-group medians. Both were scored against the</w:t>
+      </w:r>
+      <w:r>
+        <w:t xml:space="preserve"> </w:t>
+      </w:r>
+      <w:r>
+        <w:t xml:space="preserve">same quantity, the catalyst’s true observed maximum, so only the training label differs.</w:t>
+      </w:r>
+    </w:p>
+    <w:tbl>
+      <w:tblPr>
+        <w:tblStyle w:val="Table"/>
+        <w:tblW w:type="pct" w:w="5000"/>
+        <w:tblLayout w:type="fixed"/>
+        <w:tblLook w:firstRow="1" w:lastRow="0" w:firstColumn="0" w:lastColumn="0" w:noHBand="0" w:noVBand="0" w:val="0020"/>
+      </w:tblPr>
+      <w:tblGrid>
+        <w:gridCol w:w="1584"/>
+        <w:gridCol w:w="1584"/>
+        <w:gridCol w:w="1584"/>
+        <w:gridCol w:w="1584"/>
+        <w:gridCol w:w="1584"/>
+      </w:tblGrid>
+      <w:tr>
+        <w:trPr>
+          <w:tblHeader w:val="on"/>
+        </w:trPr>
+        <w:tc>
+          <w:tcPr/>
+          <w:p>
+            <w:pPr>
+              <w:pStyle w:val="Compact"/>
+            </w:pPr>
+            <w:r>
+              <w:t xml:space="preserve">Training label</w:t>
+            </w:r>
+          </w:p>
+        </w:tc>
+        <w:tc>
+          <w:tcPr/>
+          <w:p>
+            <w:pPr>
+              <w:pStyle w:val="Compact"/>
+            </w:pPr>
+            <w:r>
+              <w:t xml:space="preserve">ρ, all 917</w:t>
+            </w:r>
+          </w:p>
+        </w:tc>
+        <w:tc>
+          <w:tcPr/>
+          <w:p>
+            <w:pPr>
+              <w:pStyle w:val="Compact"/>
+            </w:pPr>
+            <w:r>
+              <w:t xml:space="preserve">ρ, equal-effort</w:t>
+            </w:r>
+          </w:p>
+        </w:tc>
+        <w:tc>
+          <w:tcPr/>
+          <w:p>
+            <w:pPr>
+              <w:pStyle w:val="Compact"/>
+            </w:pPr>
+            <w:r>
+              <w:t xml:space="preserve">Enrichment, all 917</w:t>
+            </w:r>
+          </w:p>
+        </w:tc>
+        <w:tc>
+          <w:tcPr/>
+          <w:p>
+            <w:pPr>
+              <w:pStyle w:val="Compact"/>
+            </w:pPr>
+            <w:r>
+              <w:t xml:space="preserve">Enrichment, equal-effort</w:t>
+            </w:r>
+          </w:p>
+        </w:tc>
+      </w:tr>
+      <w:tr>
+        <w:tc>
+          <w:tcPr/>
+          <w:p>
+            <w:pPr>
+              <w:pStyle w:val="Compact"/>
+            </w:pPr>
+            <w:r>
+              <w:t xml:space="preserve">Single highest reading</w:t>
+            </w:r>
+          </w:p>
+        </w:tc>
+        <w:tc>
+          <w:tcPr/>
+          <w:p>
+            <w:pPr>
+              <w:pStyle w:val="Compact"/>
+            </w:pPr>
+            <w:r>
+              <w:t xml:space="preserve">0.767</w:t>
+            </w:r>
+          </w:p>
+        </w:tc>
+        <w:tc>
+          <w:tcPr/>
+          <w:p>
+            <w:pPr>
+              <w:pStyle w:val="Compact"/>
+            </w:pPr>
+            <w:r>
+              <w:t xml:space="preserve">0.724</w:t>
+            </w:r>
+          </w:p>
+        </w:tc>
+        <w:tc>
+          <w:tcPr/>
+          <w:p>
+            <w:pPr>
+              <w:pStyle w:val="Compact"/>
+            </w:pPr>
+            <w:r>
+              <w:t xml:space="preserve">4.35×</w:t>
+            </w:r>
+          </w:p>
+        </w:tc>
+        <w:tc>
+          <w:tcPr/>
+          <w:p>
+            <w:pPr>
+              <w:pStyle w:val="Compact"/>
+            </w:pPr>
+            <w:r>
+              <w:t xml:space="preserve">3.77×</w:t>
+            </w:r>
+          </w:p>
+        </w:tc>
+      </w:tr>
+      <w:tr>
+        <w:tc>
+          <w:tcPr/>
+          <w:p>
+            <w:pPr>
+              <w:pStyle w:val="Compact"/>
+            </w:pPr>
+            <w:r>
+              <w:t xml:space="preserve">Per-group median</w:t>
+            </w:r>
+          </w:p>
+        </w:tc>
+        <w:tc>
+          <w:tcPr/>
+          <w:p>
+            <w:pPr>
+              <w:pStyle w:val="Compact"/>
+            </w:pPr>
+            <w:r>
+              <w:rPr>
+                <w:b/>
+                <w:bCs/>
+              </w:rPr>
+              <w:t xml:space="preserve">0.772</w:t>
+            </w:r>
+          </w:p>
+        </w:tc>
+        <w:tc>
+          <w:tcPr/>
+          <w:p>
+            <w:pPr>
+              <w:pStyle w:val="Compact"/>
+            </w:pPr>
+            <w:r>
+              <w:rPr>
+                <w:b/>
+                <w:bCs/>
+              </w:rPr>
+              <w:t xml:space="preserve">0.733</w:t>
+            </w:r>
+          </w:p>
+        </w:tc>
+        <w:tc>
+          <w:tcPr/>
+          <w:p>
+            <w:pPr>
+              <w:pStyle w:val="Compact"/>
+            </w:pPr>
+            <w:r>
+              <w:t xml:space="preserve">4.13×</w:t>
+            </w:r>
+          </w:p>
+        </w:tc>
+        <w:tc>
+          <w:tcPr/>
+          <w:p>
+            <w:pPr>
+              <w:pStyle w:val="Compact"/>
+            </w:pPr>
+            <w:r>
+              <w:rPr>
+                <w:b/>
+                <w:bCs/>
+              </w:rPr>
+              <w:t xml:space="preserve">3.90×</w:t>
+            </w:r>
+          </w:p>
+        </w:tc>
+      </w:tr>
+    </w:tbl>
+    <w:p>
+      <w:pPr>
+        <w:pStyle w:val="BodyText"/>
+      </w:pPr>
+      <w:r>
+        <w:rPr>
+          <w:i/>
+          <w:iCs/>
+        </w:rPr>
+        <w:t xml:space="preserve">(Seed-averaged predictions throughout this comparison, which is why the highest-reading label shows</w:t>
+      </w:r>
+      <w:r>
+        <w:rPr>
+          <w:i/>
+          <w:iCs/>
+        </w:rPr>
+        <w:t xml:space="preserve"> </w:t>
+      </w:r>
+      <w:r>
+        <w:rPr>
+          <w:i/>
+          <w:iCs/>
+        </w:rPr>
+        <w:t xml:space="preserve">0.767 here against the 0.761 in the table above — that figure is a mean over per-seed scores. Two</w:t>
+      </w:r>
+      <w:r>
+        <w:rPr>
+          <w:i/>
+          <w:iCs/>
+        </w:rPr>
+        <w:t xml:space="preserve"> </w:t>
+      </w:r>
+      <w:r>
+        <w:rPr>
+          <w:i/>
+          <w:iCs/>
+        </w:rPr>
+        <w:t xml:space="preserve">different quantities, not a discrepancy.)</w:t>
+      </w:r>
+    </w:p>
+    <w:p>
+      <w:pPr>
+        <w:pStyle w:val="BodyText"/>
+      </w:pPr>
+      <w:r>
+        <w:t xml:space="preserve">The median leads on rank correlation in both populations and on enrichment in the equal-effort set,</w:t>
+      </w:r>
+      <w:r>
+        <w:t xml:space="preserve"> </w:t>
+      </w:r>
+      <w:r>
+        <w:t xml:space="preserve">and trails on enrichment across all 917. The differences are small, and a catalyst-level bootstrap on</w:t>
+      </w:r>
+      <w:r>
+        <w:t xml:space="preserve"> </w:t>
+      </w:r>
+      <w:r>
+        <w:t xml:space="preserve">the all-917 comparison does not separate the two.</w:t>
+      </w:r>
+      <w:r>
+        <w:t xml:space="preserve"> </w:t>
+      </w:r>
+      <w:r>
+        <w:rPr>
+          <w:b/>
+          <w:bCs/>
+        </w:rPr>
+        <w:t xml:space="preserve">We are proceeding with the per-group median</w:t>
+      </w:r>
+      <w:r>
+        <w:t xml:space="preserve">,</w:t>
+      </w:r>
+      <w:r>
+        <w:t xml:space="preserve"> </w:t>
+      </w:r>
+      <w:r>
+        <w:t xml:space="preserve">because it cannot be set by a single high reading. We state that as a choice rather than a result:</w:t>
+      </w:r>
+      <w:r>
+        <w:t xml:space="preserve"> </w:t>
+      </w:r>
+      <w:r>
+        <w:t xml:space="preserve">the evidence permits it but does not compel it.</w:t>
+      </w:r>
+    </w:p>
+    <w:p>
+      <w:pPr>
+        <w:pStyle w:val="BodyText"/>
+      </w:pPr>
+      <w:r>
+        <w:rPr>
+          <w:b/>
+          <w:bCs/>
+        </w:rPr>
         <w:t xml:space="preserve">A negative control worth more than either number.</w:t>
       </w:r>
       <w:r>
@@ -2476,7 +2820,25 @@
         <w:pStyle w:val="FirstParagraph"/>
       </w:pPr>
       <w:r>
-        <w:t xml:space="preserve">Family holdouts behave reasonably for La, Ti, Zr and Ce (ρ 0.62–0.68) but poorly for Ba (0.526). Ba</w:t>
+        <w:t xml:space="preserve">Family holdouts behave reasonably for La, Ti, Zr and Ce (ρ 0.62–0.68) but poorly for Ba (ρ = 0.526 in</w:t>
+      </w:r>
+      <w:r>
+        <w:t xml:space="preserve"> </w:t>
+      </w:r>
+      <w:r>
+        <w:t xml:space="preserve">the direct family-holdout run,</w:t>
+      </w:r>
+      <w:r>
+        <w:t xml:space="preserve"> </w:t>
+      </w:r>
+      <w:r>
+        <w:rPr>
+          <w:rStyle w:val="VerbatimChar"/>
+        </w:rPr>
+        <w:t xml:space="preserve">phase4_family_diagnosis.py</w:t>
+      </w:r>
+      <w:r>
+        <w:t xml:space="preserve">). Ba</w:t>
       </w:r>
       <w:r>
         <w:t xml:space="preserve"> </w:t>
@@ -2613,6 +2975,60 @@
       </w:r>
       <w:r>
         <w:t xml:space="preserve">random pseudo-families of equal size score 0.752, so this is label coverage, not sample size.</w:t>
+      </w:r>
+    </w:p>
+    <w:p>
+      <w:pPr>
+        <w:pStyle w:val="BodyText"/>
+      </w:pPr>
+      <w:r>
+        <w:t xml:space="preserve">The table below comes from a</w:t>
+      </w:r>
+      <w:r>
+        <w:t xml:space="preserve"> </w:t>
+      </w:r>
+      <w:r>
+        <w:rPr>
+          <w:i/>
+          <w:iCs/>
+        </w:rPr>
+        <w:t xml:space="preserve">separate</w:t>
+      </w:r>
+      <w:r>
+        <w:t xml:space="preserve"> </w:t>
+      </w:r>
+      <w:r>
+        <w:t xml:space="preserve">experiment — the learning curve in</w:t>
+      </w:r>
+      <w:r>
+        <w:t xml:space="preserve"> </w:t>
+      </w:r>
+      <w:r>
+        <w:rPr>
+          <w:rStyle w:val="VerbatimChar"/>
+        </w:rPr>
+        <w:t xml:space="preserve">phase6_our_experiments.py</w:t>
+      </w:r>
+      <w:r>
+        <w:t xml:space="preserve">, which varies how many family members are in training. Its zero-members</w:t>
+      </w:r>
+      <w:r>
+        <w:t xml:space="preserve"> </w:t>
+      </w:r>
+      <w:r>
+        <w:t xml:space="preserve">point measures the same idea as the holdout above through a different protocol, which is why Ba reads</w:t>
+      </w:r>
+      <w:r>
+        <w:t xml:space="preserve"> </w:t>
+      </w:r>
+      <w:r>
+        <w:t xml:space="preserve">0.509 here against 0.526 there. Both are 5-seed means; the learning-curve point is the noisier of the</w:t>
+      </w:r>
+      <w:r>
+        <w:t xml:space="preserve"> </w:t>
+      </w:r>
+      <w:r>
+        <w:t xml:space="preserve">two (SD 0.032 against 0.004).</w:t>
       </w:r>
     </w:p>
     <w:tbl>
@@ -4235,7 +4651,25 @@
         <w:t xml:space="preserve"> </w:t>
       </w:r>
       <w:r>
-        <w:t xml:space="preserve">by 0.002, so nothing here hinges on it.</w:t>
+        <w:t xml:space="preserve">by 0.002, so nothing here hinges on it. We do not know the cause: if incomplete runs were stopped</w:t>
+      </w:r>
+      <w:r>
+        <w:t xml:space="preserve"> </w:t>
+      </w:r>
+      <w:r>
+        <w:t xml:space="preserve">deliberately when results looked poor, the bias is correctable; if not, it may itself be</w:t>
+      </w:r>
+      <w:r>
+        <w:t xml:space="preserve"> </w:t>
+      </w:r>
+      <w:r>
+        <w:t xml:space="preserve">informative. Our correction holds either way, so we raise it as an observation rather than a</w:t>
+      </w:r>
+      <w:r>
+        <w:t xml:space="preserve"> </w:t>
+      </w:r>
+      <w:r>
+        <w:t xml:space="preserve">question.</w:t>
       </w:r>
     </w:p>
     <w:p>
@@ -4247,7 +4681,7 @@
           <w:b/>
           <w:bCs/>
         </w:rPr>
-        <w:t xml:space="preserve">Three questions, in order of value to us:</w:t>
+        <w:t xml:space="preserve">Two questions, in order of value to us:</w:t>
       </w:r>
     </w:p>
     <w:p>
@@ -4331,80 +4765,50 @@
       <w:r>
         <w:t xml:space="preserve">target means and whether §4’s result transfers to a prospective design.</w:t>
       </w:r>
-    </w:p>
-    <w:p>
-      <w:pPr>
-        <w:pStyle w:val="Compact"/>
-        <w:numPr>
-          <w:ilvl w:val="0"/>
-          <w:numId w:val="1002"/>
-        </w:numPr>
-      </w:pPr>
-      <w:r>
-        <w:rPr>
-          <w:b/>
-          <w:bCs/>
-        </w:rPr>
-        <w:t xml:space="preserve">Were incomplete runs stopped deliberately when results looked poor?</w:t>
-      </w:r>
-      <w:r>
-        <w:t xml:space="preserve"> </w:t>
-      </w:r>
-      <w:r>
-        <w:t xml:space="preserve">Coverage correlates with</w:t>
-      </w:r>
-      <w:r>
-        <w:t xml:space="preserve"> </w:t>
-      </w:r>
-      <w:r>
-        <w:t xml:space="preserve">performance, and the answer decides whether that bias is correctable or is itself informative.</w:t>
+      <w:r>
+        <w:t xml:space="preserve"> </w:t>
+      </w:r>
+      <w:r>
+        <w:rPr>
+          <w:b/>
+          <w:bCs/>
+        </w:rPr>
+        <w:t xml:space="preserve">What we are doing meanwhile.</w:t>
+      </w:r>
+      <w:r>
+        <w:t xml:space="preserve"> </w:t>
+      </w:r>
+      <w:r>
+        <w:t xml:space="preserve">Our focus is accuracy rather than scope. Two directions: refining</w:t>
+      </w:r>
+      <w:r>
+        <w:t xml:space="preserve"> </w:t>
+      </w:r>
+      <w:r>
+        <w:t xml:space="preserve">the composition-based model, since §4 suggests the data may support a simpler and more stable</w:t>
+      </w:r>
+      <w:r>
+        <w:t xml:space="preserve"> </w:t>
+      </w:r>
+      <w:r>
+        <w:t xml:space="preserve">formulation than the one we use now; and revisiting the two-stage construction for the</w:t>
+      </w:r>
+      <w:r>
+        <w:t xml:space="preserve"> </w:t>
+      </w:r>
+      <w:r>
+        <w:t xml:space="preserve">cross-preparation case specifically, where literature data does measurably help (ρ 0.238 → 0.388) but</w:t>
+      </w:r>
+      <w:r>
+        <w:t xml:space="preserve"> </w:t>
+      </w:r>
+      <w:r>
+        <w:t xml:space="preserve">our two-stage version still loses to a plain merge (0.318 versus 0.388). That gap looks closable.</w:t>
       </w:r>
     </w:p>
     <w:p>
       <w:pPr>
         <w:pStyle w:val="FirstParagraph"/>
-      </w:pPr>
-      <w:r>
-        <w:rPr>
-          <w:b/>
-          <w:bCs/>
-        </w:rPr>
-        <w:t xml:space="preserve">What we are doing meanwhile.</w:t>
-      </w:r>
-      <w:r>
-        <w:t xml:space="preserve"> </w:t>
-      </w:r>
-      <w:r>
-        <w:t xml:space="preserve">Turning §4’s subsampling result into a pre-registered screening</w:t>
-      </w:r>
-      <w:r>
-        <w:t xml:space="preserve"> </w:t>
-      </w:r>
-      <w:r>
-        <w:t xml:space="preserve">protocol, and preparing the wider screen-then-confirm design in §6 — both pending your answer to</w:t>
-      </w:r>
-      <w:r>
-        <w:t xml:space="preserve"> </w:t>
-      </w:r>
-      <w:r>
-        <w:t xml:space="preserve">question 2. We consider further in-domain literature-integration variants closed and are not pursuing</w:t>
-      </w:r>
-      <w:r>
-        <w:t xml:space="preserve"> </w:t>
-      </w:r>
-      <w:r>
-        <w:t xml:space="preserve">more. Any prospective campaign would have its expected hit rate (precision@20, CI 0.15–0.65)</w:t>
-      </w:r>
-      <w:r>
-        <w:t xml:space="preserve"> </w:t>
-      </w:r>
-      <w:r>
-        <w:t xml:space="preserve">pre-registered before results arrive.</w:t>
-      </w:r>
-    </w:p>
-    <w:p>
-      <w:pPr>
-        <w:pStyle w:val="BodyText"/>
       </w:pPr>
       <w:r>
         <w:rPr>
